--- a/public/generated/Fiche_d_urgence_Rouff.docx
+++ b/public/generated/Fiche_d_urgence_Rouff.docx
@@ -53,25 +53,7 @@
         <w:rPr>
           <w:spacing w:val="-2"/>
         </w:rPr>
-        <w:t>202</w:t>
-      </w:r>
-      <w:r>
-        <w:rPr>
-          <w:spacing w:val="-2"/>
-        </w:rPr>
-        <w:t>5</w:t>
-      </w:r>
-      <w:r>
-        <w:rPr>
-          <w:spacing w:val="-2"/>
-        </w:rPr>
-        <w:t>/202</w:t>
-      </w:r>
-      <w:r>
-        <w:rPr>
-          <w:spacing w:val="-2"/>
-        </w:rPr>
-        <w:t>6</w:t>
+        <w:t>2025/2026</w:t>
       </w:r>
     </w:p>
     <w:p>
@@ -448,7 +430,7 @@
                                 <w:color w:val="000000"/>
                                 <w:lang w:val="en-US"/>
                               </w:rPr>
-                              <w:t>Non renseigné</w:t>
+                              <w:t>BTS SIO</w:t>
                             </w:r>
                           </w:p>
                         </w:txbxContent>
@@ -485,7 +467,7 @@
                           <w:color w:val="000000"/>
                           <w:lang w:val="en-US"/>
                         </w:rPr>
-                        <w:t>Non renseigné</w:t>
+                        <w:t>BTS SIO</w:t>
                       </w:r>
                     </w:p>
                   </w:txbxContent>
@@ -556,25 +538,7 @@
         <w:rPr>
           <w:b/>
         </w:rPr>
-        <w:t>202</w:t>
-      </w:r>
-      <w:r>
-        <w:rPr>
-          <w:b/>
-        </w:rPr>
-        <w:t>5</w:t>
-      </w:r>
-      <w:r>
-        <w:rPr>
-          <w:b/>
-        </w:rPr>
-        <w:t>/202</w:t>
-      </w:r>
-      <w:r>
-        <w:rPr>
-          <w:b/>
-        </w:rPr>
-        <w:t>6</w:t>
+        <w:t>2025/2026</w:t>
       </w:r>
       <w:r>
         <w:rPr/>
@@ -658,7 +622,7 @@
                                 <w:color w:val="000000"/>
                                 <w:lang w:val="en-US"/>
                               </w:rPr>
-                              <w:t>Non renseigné</w:t>
+                              <w:t>23/04/2004</w:t>
                             </w:r>
                           </w:p>
                         </w:txbxContent>
@@ -695,7 +659,7 @@
                           <w:color w:val="000000"/>
                           <w:lang w:val="en-US"/>
                         </w:rPr>
-                        <w:t>Non renseigné</w:t>
+                        <w:t>23/04/2004</w:t>
                       </w:r>
                     </w:p>
                   </w:txbxContent>
@@ -762,7 +726,7 @@
                                 <w:sz w:val="22"/>
                                 <w:lang w:val="en-US"/>
                               </w:rPr>
-                              <w:t>☐ Masculin   ☐ Féminin</w:t>
+                              <w:t>☑ Masculin   ☐ Féminin</w:t>
                             </w:r>
                           </w:p>
                         </w:txbxContent>
@@ -800,7 +764,7 @@
                           <w:sz w:val="22"/>
                           <w:lang w:val="en-US"/>
                         </w:rPr>
-                        <w:t>☐ Masculin   ☐ Féminin</w:t>
+                        <w:t>☑ Masculin   ☐ Féminin</w:t>
                       </w:r>
                     </w:p>
                   </w:txbxContent>
@@ -899,7 +863,7 @@
                 <wp:positionV relativeFrom="paragraph">
                   <wp:posOffset>21590</wp:posOffset>
                 </wp:positionV>
-                <wp:extent cx="2007870" cy="351155"/>
+                <wp:extent cx="3261360" cy="351155"/>
                 <wp:effectExtent l="0" t="0" r="0" b="0"/>
                 <wp:wrapNone/>
                 <wp:docPr id="6" name="Cadre de texte 5"/>
@@ -910,7 +874,7 @@
                       <wps:spPr>
                         <a:xfrm>
                           <a:off x="0" y="0"/>
-                          <a:ext cx="2007720" cy="351000"/>
+                          <a:ext cx="3261240" cy="351000"/>
                         </a:xfrm>
                         <a:prstGeom prst="rect">
                           <a:avLst/>
@@ -999,7 +963,7 @@
           </mc:Choice>
           <mc:Fallback>
             <w:pict>
-              <v:rect id="shape_0" ID="Cadre de texte 5" path="m0,0l-2147483645,0l-2147483645,-2147483646l0,-2147483646xe" stroked="f" o:allowincell="f" style="position:absolute;margin-left:265.1pt;margin-top:1.7pt;width:158.05pt;height:27.6pt;mso-wrap-style:square;v-text-anchor:top">
+              <v:rect id="shape_0" ID="Cadre de texte 5" path="m0,0l-2147483645,0l-2147483645,-2147483646l0,-2147483646xe" stroked="f" o:allowincell="f" style="position:absolute;margin-left:265.1pt;margin-top:1.7pt;width:256.75pt;height:27.6pt;mso-wrap-style:square;v-text-anchor:top">
                 <v:fill o:detectmouseclick="t" on="false"/>
                 <v:stroke color="#3465a4" joinstyle="round" endcap="flat"/>
                 <v:textbox>
@@ -1220,7 +1184,7 @@
                 <wp:positionV relativeFrom="paragraph">
                   <wp:posOffset>170815</wp:posOffset>
                 </wp:positionV>
-                <wp:extent cx="2007870" cy="351155"/>
+                <wp:extent cx="3669665" cy="351155"/>
                 <wp:effectExtent l="0" t="0" r="0" b="0"/>
                 <wp:wrapNone/>
                 <wp:docPr id="7" name="Cadre de texte 6"/>
@@ -1231,7 +1195,7 @@
                       <wps:spPr>
                         <a:xfrm>
                           <a:off x="0" y="0"/>
-                          <a:ext cx="2007720" cy="351000"/>
+                          <a:ext cx="3669840" cy="351000"/>
                         </a:xfrm>
                         <a:prstGeom prst="rect">
                           <a:avLst/>
@@ -1320,7 +1284,7 @@
           </mc:Choice>
           <mc:Fallback>
             <w:pict>
-              <v:rect id="shape_0" ID="Cadre de texte 6" path="m0,0l-2147483645,0l-2147483645,-2147483646l0,-2147483646xe" stroked="f" o:allowincell="f" style="position:absolute;margin-left:229.45pt;margin-top:13.45pt;width:158.05pt;height:27.6pt;mso-wrap-style:square;v-text-anchor:top">
+              <v:rect id="shape_0" ID="Cadre de texte 6" path="m0,0l-2147483645,0l-2147483645,-2147483646l0,-2147483646xe" stroked="f" o:allowincell="f" style="position:absolute;margin-left:229.45pt;margin-top:13.45pt;width:288.9pt;height:27.6pt;mso-wrap-style:square;v-text-anchor:top">
                 <v:fill o:detectmouseclick="t" on="false"/>
                 <v:stroke color="#3465a4" joinstyle="round" endcap="flat"/>
                 <v:textbox>
@@ -2396,7 +2360,7 @@
                                 <w:color w:val="000000"/>
                                 <w:lang w:val="en-US"/>
                               </w:rPr>
-                              <w:t>9876543210</w:t>
+                              <w:t>0205455623</w:t>
                             </w:r>
                           </w:p>
                         </w:txbxContent>
@@ -2433,7 +2397,7 @@
                           <w:color w:val="000000"/>
                           <w:lang w:val="en-US"/>
                         </w:rPr>
-                        <w:t>9876543210</w:t>
+                        <w:t>0205455623</w:t>
                       </w:r>
                     </w:p>
                   </w:txbxContent>
@@ -4188,7 +4152,7 @@
                                 <w:color w:val="000000"/>
                                 <w:lang w:val="en-US"/>
                               </w:rPr>
-                              <w:t>03/04/2025</w:t>
+                              <w:t>23/06/2025</w:t>
                             </w:r>
                           </w:p>
                         </w:txbxContent>
@@ -4225,7 +4189,7 @@
                           <w:color w:val="000000"/>
                           <w:lang w:val="en-US"/>
                         </w:rPr>
-                        <w:t>03/04/2025</w:t>
+                        <w:t>23/06/2025</w:t>
                       </w:r>
                     </w:p>
                   </w:txbxContent>
@@ -4349,6 +4313,105 @@
         <w:pStyle w:val="BodyText"/>
         <w:rPr/>
       </w:pPr>
+      <w:r>
+        <mc:AlternateContent>
+          <mc:Choice Requires="wps">
+            <w:drawing>
+              <wp:anchor behindDoc="0" distT="0" distB="0" distL="0" distR="0" simplePos="0" locked="0" layoutInCell="1" allowOverlap="1" relativeHeight="41">
+                <wp:simplePos x="0" y="0"/>
+                <wp:positionH relativeFrom="column">
+                  <wp:posOffset>100330</wp:posOffset>
+                </wp:positionH>
+                <wp:positionV relativeFrom="paragraph">
+                  <wp:posOffset>339725</wp:posOffset>
+                </wp:positionV>
+                <wp:extent cx="6261100" cy="374650"/>
+                <wp:effectExtent l="0" t="0" r="0" b="0"/>
+                <wp:wrapNone/>
+                <wp:docPr id="19" name="Cadre de texte 19"/>
+                <a:graphic xmlns:a="http://schemas.openxmlformats.org/drawingml/2006/main">
+                  <a:graphicData uri="http://schemas.microsoft.com/office/word/2010/wordprocessingShape">
+                    <wps:wsp>
+                      <wps:cNvSpPr txBox="1"/>
+                      <wps:spPr>
+                        <a:xfrm>
+                          <a:off x="0" y="0"/>
+                          <a:ext cx="6261120" cy="374760"/>
+                        </a:xfrm>
+                        <a:prstGeom prst="rect">
+                          <a:avLst/>
+                        </a:prstGeom>
+                        <a:noFill/>
+                        <a:ln w="0">
+                          <a:noFill/>
+                        </a:ln>
+                      </wps:spPr>
+                      <wps:txbx>
+                        <w:txbxContent>
+                          <w:p>
+                            <w:pPr>
+                              <w:overflowPunct w:val="false"/>
+                              <w:rPr/>
+                            </w:pPr>
+                            <w:r>
+                              <w:rPr>
+                                <w:sz w:val="24"/>
+                                <w:b/>
+                                <w:bCs/>
+                                <w:rFonts w:asciiTheme="minorHAnsi" w:cstheme="minorBidi" w:eastAsiaTheme="minorHAnsi" w:hAnsiTheme="minorHAnsi" w:ascii="Arial" w:hAnsi="Arial" w:eastAsia="Calibri" w:cs="Arial"/>
+                                <w:color w:val="000000"/>
+                                <w:lang w:val="en-US"/>
+                              </w:rPr>
+                              <w:t>non</w:t>
+                            </w:r>
+                          </w:p>
+                        </w:txbxContent>
+                      </wps:txbx>
+                      <wps:bodyPr wrap="square" lIns="0" rIns="0" tIns="0" bIns="0" anchor="t">
+                        <a:noAutofit/>
+                      </wps:bodyPr>
+                    </wps:wsp>
+                  </a:graphicData>
+                </a:graphic>
+              </wp:anchor>
+            </w:drawing>
+          </mc:Choice>
+          <mc:Fallback>
+            <w:pict>
+              <v:shapetype id="_x0000_t202" coordsize="21600,21600" o:spt="202" path="m,l,21600l21600,21600l21600,xe">
+                <v:stroke joinstyle="miter"/>
+                <v:path gradientshapeok="t" o:connecttype="rect"/>
+              </v:shapetype>
+              <v:shape id="shape_0" ID="Cadre de texte 19" stroked="f" o:allowincell="f" style="position:absolute;margin-left:7.9pt;margin-top:26.75pt;width:492.95pt;height:29.45pt;mso-wrap-style:square;v-text-anchor:top" type="_x0000_t202">
+                <v:textbox>
+                  <w:txbxContent>
+                    <w:p>
+                      <w:pPr>
+                        <w:overflowPunct w:val="false"/>
+                        <w:rPr/>
+                      </w:pPr>
+                      <w:r>
+                        <w:rPr>
+                          <w:sz w:val="24"/>
+                          <w:b/>
+                          <w:bCs/>
+                          <w:rFonts w:asciiTheme="minorHAnsi" w:cstheme="minorBidi" w:eastAsiaTheme="minorHAnsi" w:hAnsiTheme="minorHAnsi" w:ascii="Arial" w:hAnsi="Arial" w:eastAsia="Calibri" w:cs="Arial"/>
+                          <w:color w:val="000000"/>
+                          <w:lang w:val="en-US"/>
+                        </w:rPr>
+                        <w:t>non</w:t>
+                      </w:r>
+                    </w:p>
+                  </w:txbxContent>
+                </v:textbox>
+                <v:fill o:detectmouseclick="t" on="false"/>
+                <v:stroke color="black" joinstyle="round" endcap="flat"/>
+                <w10:wrap type="none"/>
+              </v:shape>
+            </w:pict>
+          </mc:Fallback>
+        </mc:AlternateContent>
+      </w:r>
       <w:r>
         <w:rPr/>
         <w:t>Observations particulières que vous jugerez utiles de porter à la connaissance de l’établissement</w:t>
@@ -4600,7 +4663,7 @@
                 <wp:extent cx="5797550" cy="18415"/>
                 <wp:effectExtent l="0" t="0" r="0" b="0"/>
                 <wp:wrapNone/>
-                <wp:docPr id="19" name="Graphic 1"/>
+                <wp:docPr id="20" name="Graphic 1"/>
                 <a:graphic xmlns:a="http://schemas.openxmlformats.org/drawingml/2006/main">
                   <a:graphicData uri="http://schemas.microsoft.com/office/word/2010/wordprocessingShape">
                     <wps:wsp>
@@ -4614,11 +4677,12 @@
                           <a:avLst/>
                           <a:gdLst>
                             <a:gd name="textAreaLeft" fmla="*/ 0 w 3286800"/>
-                            <a:gd name="textAreaRight" fmla="*/ 3288240 w 3286800"/>
+                            <a:gd name="textAreaRight" fmla="*/ 3288960 w 3286800"/>
                             <a:gd name="textAreaTop" fmla="*/ 0 h 10440"/>
-                            <a:gd name="textAreaBottom" fmla="*/ 11880 h 10440"/>
+                            <a:gd name="textAreaBottom" fmla="*/ 12600 h 10440"/>
                           </a:gdLst>
                           <a:ahLst/>
+                          <a:cxnLst/>
                           <a:rect l="textAreaLeft" t="textAreaTop" r="textAreaRight" b="textAreaBottom"/>
                           <a:pathLst>
                             <a:path w="5797550" h="18415">
@@ -4679,7 +4743,7 @@
                 <wp:extent cx="6289040" cy="321945"/>
                 <wp:effectExtent l="0" t="0" r="0" b="0"/>
                 <wp:wrapNone/>
-                <wp:docPr id="20" name="Cadre de texte 18"/>
+                <wp:docPr id="21" name="Cadre de texte 18"/>
                 <a:graphic xmlns:a="http://schemas.openxmlformats.org/drawingml/2006/main">
                   <a:graphicData uri="http://schemas.microsoft.com/office/word/2010/wordprocessingShape">
                     <wps:wsp>
@@ -4759,7 +4823,7 @@
                                 <w:color w:val="000000"/>
                                 <w:lang w:val="en-US"/>
                               </w:rPr>
-                              <w:t xml:space="preserve">    123456</w:t>
+                              <w:t xml:space="preserve">    0612345678</w:t>
                             </w:r>
                           </w:p>
                         </w:txbxContent>
@@ -4834,7 +4898,7 @@
                           <w:color w:val="000000"/>
                           <w:lang w:val="en-US"/>
                         </w:rPr>
-                        <w:t xml:space="preserve">    123456</w:t>
+                        <w:t xml:space="preserve">    0612345678</w:t>
                       </w:r>
                     </w:p>
                   </w:txbxContent>
@@ -5577,8 +5641,8 @@
     <w:pPr/>
     <w:rPr/>
   </w:style>
-  <w:style w:type="numbering" w:styleId="Pasdeliste" w:default="1">
-    <w:name w:val="Pas de liste"/>
+  <w:style w:type="numbering" w:styleId="Pasdelisteuser" w:default="1">
+    <w:name w:val="Pas de liste (user)"/>
     <w:uiPriority w:val="99"/>
     <w:semiHidden/>
     <w:unhideWhenUsed/>
